--- a/Capstone_Project/12_Assessment/Group-3_Individual_Contribution_Form_Oscar.docx
+++ b/Capstone_Project/12_Assessment/Group-3_Individual_Contribution_Form_Oscar.docx
@@ -451,7 +451,7 @@
               <w:rPr>
                 <w:sz w:val="19"/>
               </w:rPr>
-              <w:t>Chapter 4.8 Version control and the final Chapter 5 (Week 5)</w:t>
+              <w:t>Chapter 4.7 Key Modules and 4.8 Version Control with screenshots (Week 4) and the final Chapter 5 (Week 5)</w:t>
             </w:r>
           </w:p>
         </w:tc>

--- a/Capstone_Project/12_Assessment/Group-3_Individual_Contribution_Form_Oscar.docx
+++ b/Capstone_Project/12_Assessment/Group-3_Individual_Contribution_Form_Oscar.docx
@@ -196,7 +196,7 @@
           </w:tcPr>
           <w:p>
             <w:r>
-              <w:t>Week 4</w:t>
+              <w:t>Week 5 Final submission</w:t>
             </w:r>
           </w:p>
         </w:tc>
@@ -222,7 +222,7 @@
           </w:tcPr>
           <w:p>
             <w:r>
-              <w:t>Friday 23 October 2026</w:t>
+              <w:t>Thursday 29 October 2026</w:t>
             </w:r>
           </w:p>
         </w:tc>
@@ -451,7 +451,75 @@
               <w:rPr>
                 <w:sz w:val="19"/>
               </w:rPr>
-              <w:t>Chapter 4.7 Key Modules and 4.8 Version Control with screenshots (Week 4) and the final Chapter 5 (Week 5)</w:t>
+              <w:t xml:space="preserve">Chapter 4.7 Working System (key modules) and 4.8 Version Control</w:t>
+            </w:r>
+            <w:r>
+              <w:rPr>
+                <w:sz w:val="19"/>
+              </w:rPr>
+              <w:t xml:space="preserve"> with screenshots (Week 4) and the final Chapter 5 (Week 5)</w:t>
+            </w:r>
+          </w:p>
+        </w:tc>
+      </w:tr>
+      <w:tr>
+        <w:trPr>
+          <w:cantSplit/>
+        </w:trPr>
+        <w:tc>
+          <w:tcPr>
+            <w:tcW w:w="2041" w:type="dxa"/>
+          </w:tcPr>
+          <w:p>
+            <w:r>
+              <w:rPr>
+                <w:sz w:val="19"/>
+              </w:rPr>
+              <w:t>Testing</w:t>
+            </w:r>
+          </w:p>
+        </w:tc>
+        <w:tc>
+          <w:tcPr>
+            <w:tcW w:w="7483" w:type="dxa"/>
+          </w:tcPr>
+          <w:p>
+            <w:r>
+              <w:rPr>
+                <w:sz w:val="19"/>
+              </w:rPr>
+              <w:t>User testing with 4 students and 2 lecturers on 28 October using a Google Form and the user testing results for Chapter 5 (Week 5)</w:t>
+            </w:r>
+          </w:p>
+        </w:tc>
+      </w:tr>
+      <w:tr>
+        <w:trPr>
+          <w:cantSplit/>
+        </w:trPr>
+        <w:tc>
+          <w:tcPr>
+            <w:tcW w:w="2041" w:type="dxa"/>
+          </w:tcPr>
+          <w:p>
+            <w:r>
+              <w:rPr>
+                <w:sz w:val="19"/>
+              </w:rPr>
+              <w:t>Presentation</w:t>
+            </w:r>
+          </w:p>
+        </w:tc>
+        <w:tc>
+          <w:tcPr>
+            <w:tcW w:w="7483" w:type="dxa"/>
+          </w:tcPr>
+          <w:p>
+            <w:r>
+              <w:rPr>
+                <w:sz w:val="19"/>
+              </w:rPr>
+              <w:t>Slides 11 to 13 in the final presentation (Week 5)</w:t>
             </w:r>
           </w:p>
         </w:tc>
@@ -884,7 +952,7 @@
               <w:keepNext/>
             </w:pPr>
             <w:r>
-              <w:t>2026/10/24</w:t>
+              <w:t>2026/10/29</w:t>
             </w:r>
           </w:p>
         </w:tc>

--- a/Capstone_Project/12_Assessment/Group-3_Individual_Contribution_Form_Oscar.docx
+++ b/Capstone_Project/12_Assessment/Group-3_Individual_Contribution_Form_Oscar.docx
@@ -911,7 +911,7 @@
               <w:drawing>
                 <wp:inline xmlns:a="http://schemas.openxmlformats.org/drawingml/2006/main" xmlns:pic="http://schemas.openxmlformats.org/drawingml/2006/picture">
                   <wp:extent cx="873675" cy="396000"/>
-                  <wp:docPr id="1" name="Picture 1"/>
+                  <wp:docPr id="1001" name="Picture 1"/>
                   <wp:cNvGraphicFramePr>
                     <a:graphicFrameLocks noChangeAspect="1"/>
                   </wp:cNvGraphicFramePr>
@@ -932,6 +932,255 @@
                           <a:xfrm>
                             <a:off x="0" y="0"/>
                             <a:ext cx="873675" cy="396000"/>
+                          </a:xfrm>
+                          <a:prstGeom prst="rect"/>
+                        </pic:spPr>
+                      </pic:pic>
+                    </a:graphicData>
+                  </a:graphic>
+                </wp:inline>
+              </w:drawing>
+            </w:r>
+          </w:p>
+        </w:tc>
+        <w:tc>
+          <w:tcPr>
+            <w:tcW w:w="1814" w:type="dxa"/>
+          </w:tcPr>
+          <w:p>
+            <w:pPr>
+              <w:keepNext/>
+            </w:pPr>
+            <w:r>
+              <w:t>2026/10/29</w:t>
+            </w:r>
+          </w:p>
+        </w:tc>
+      </w:tr>
+      <w:tr>
+        <w:trPr>
+          <w:cantSplit/>
+          <w:trHeight w:val="567"/>
+        </w:trPr>
+        <w:tc>
+          <w:tcPr>
+            <w:tcW w:w="2835" w:type="dxa"/>
+          </w:tcPr>
+          <w:p>
+            <w:pPr>
+              <w:keepNext/>
+            </w:pPr>
+            <w:r>
+              <w:rPr>
+                <w:sz w:val="19"/>
+              </w:rPr>
+              <w:t>Thomas du Plessis</w:t>
+            </w:r>
+          </w:p>
+        </w:tc>
+        <w:tc>
+          <w:tcPr>
+            <w:tcW w:w="2041" w:type="dxa"/>
+          </w:tcPr>
+          <w:p>
+            <w:pPr>
+              <w:keepNext/>
+            </w:pPr>
+            <w:r>
+              <w:t>Yes</w:t>
+            </w:r>
+          </w:p>
+        </w:tc>
+        <w:tc>
+          <w:tcPr>
+            <w:tcW w:w="2835" w:type="dxa"/>
+          </w:tcPr>
+          <w:p>
+            <w:pPr>
+              <w:keepNext/>
+            </w:pPr>
+            <w:r>
+              <w:drawing>
+                <wp:inline xmlns:a="http://schemas.openxmlformats.org/drawingml/2006/main" xmlns:pic="http://schemas.openxmlformats.org/drawingml/2006/picture">
+                  <wp:extent cx="697986" cy="396000"/>
+                  <wp:docPr id="1002" name="Picture 2"/>
+                  <wp:cNvGraphicFramePr>
+                    <a:graphicFrameLocks noChangeAspect="1"/>
+                  </wp:cNvGraphicFramePr>
+                  <a:graphic>
+                    <a:graphicData uri="http://schemas.openxmlformats.org/drawingml/2006/picture">
+                      <pic:pic>
+                        <pic:nvPicPr>
+                          <pic:cNvPr id="0" name="image.png"/>
+                          <pic:cNvPicPr/>
+                        </pic:nvPicPr>
+                        <pic:blipFill>
+                          <a:blip r:embed="rId15"/>
+                          <a:stretch>
+                            <a:fillRect/>
+                          </a:stretch>
+                        </pic:blipFill>
+                        <pic:spPr>
+                          <a:xfrm>
+                            <a:off x="0" y="0"/>
+                            <a:ext cx="697986" cy="396000"/>
+                          </a:xfrm>
+                          <a:prstGeom prst="rect"/>
+                        </pic:spPr>
+                      </pic:pic>
+                    </a:graphicData>
+                  </a:graphic>
+                </wp:inline>
+              </w:drawing>
+            </w:r>
+          </w:p>
+        </w:tc>
+        <w:tc>
+          <w:tcPr>
+            <w:tcW w:w="1814" w:type="dxa"/>
+          </w:tcPr>
+          <w:p>
+            <w:pPr>
+              <w:keepNext/>
+            </w:pPr>
+            <w:r>
+              <w:t>2026/10/29</w:t>
+            </w:r>
+          </w:p>
+        </w:tc>
+      </w:tr>
+      <w:tr>
+        <w:trPr>
+          <w:cantSplit/>
+          <w:trHeight w:val="567"/>
+        </w:trPr>
+        <w:tc>
+          <w:tcPr>
+            <w:tcW w:w="2835" w:type="dxa"/>
+          </w:tcPr>
+          <w:p>
+            <w:pPr>
+              <w:keepNext/>
+            </w:pPr>
+            <w:r>
+              <w:rPr>
+                <w:sz w:val="19"/>
+              </w:rPr>
+              <w:t>Lebohang Tlaitlai</w:t>
+            </w:r>
+          </w:p>
+        </w:tc>
+        <w:tc>
+          <w:tcPr>
+            <w:tcW w:w="2041" w:type="dxa"/>
+          </w:tcPr>
+          <w:p>
+            <w:pPr>
+              <w:keepNext/>
+            </w:pPr>
+            <w:r>
+              <w:t>Yes</w:t>
+            </w:r>
+          </w:p>
+        </w:tc>
+        <w:tc>
+          <w:tcPr>
+            <w:tcW w:w="2835" w:type="dxa"/>
+          </w:tcPr>
+          <w:p>
+            <w:pPr>
+              <w:keepNext/>
+            </w:pPr>
+            <w:r>
+              <w:rPr>
+                <w:i/>
+                <w:sz w:val="24"/>
+              </w:rPr>
+              <w:t>LN.Tlaitlai</w:t>
+            </w:r>
+          </w:p>
+        </w:tc>
+        <w:tc>
+          <w:tcPr>
+            <w:tcW w:w="1814" w:type="dxa"/>
+          </w:tcPr>
+          <w:p>
+            <w:pPr>
+              <w:keepNext/>
+            </w:pPr>
+            <w:r>
+              <w:t>2026/10/29</w:t>
+            </w:r>
+          </w:p>
+        </w:tc>
+      </w:tr>
+      <w:tr>
+        <w:trPr>
+          <w:cantSplit/>
+          <w:trHeight w:val="567"/>
+        </w:trPr>
+        <w:tc>
+          <w:tcPr>
+            <w:tcW w:w="2835" w:type="dxa"/>
+          </w:tcPr>
+          <w:p>
+            <w:pPr>
+              <w:keepNext/>
+            </w:pPr>
+            <w:r>
+              <w:rPr>
+                <w:sz w:val="19"/>
+              </w:rPr>
+              <w:t>Gerhardus van den Berg</w:t>
+            </w:r>
+          </w:p>
+        </w:tc>
+        <w:tc>
+          <w:tcPr>
+            <w:tcW w:w="2041" w:type="dxa"/>
+          </w:tcPr>
+          <w:p>
+            <w:pPr>
+              <w:keepNext/>
+            </w:pPr>
+            <w:r>
+              <w:t>Yes</w:t>
+            </w:r>
+          </w:p>
+        </w:tc>
+        <w:tc>
+          <w:tcPr>
+            <w:tcW w:w="2835" w:type="dxa"/>
+          </w:tcPr>
+          <w:p>
+            <w:pPr>
+              <w:keepNext/>
+            </w:pPr>
+            <w:r>
+              <w:drawing>
+                <wp:inline xmlns:a="http://schemas.openxmlformats.org/drawingml/2006/main" xmlns:pic="http://schemas.openxmlformats.org/drawingml/2006/picture">
+                  <wp:extent cx="372364" cy="288000"/>
+                  <wp:docPr id="1003" name="Picture 3"/>
+                  <wp:cNvGraphicFramePr>
+                    <a:graphicFrameLocks noChangeAspect="1"/>
+                  </wp:cNvGraphicFramePr>
+                  <a:graphic>
+                    <a:graphicData uri="http://schemas.openxmlformats.org/drawingml/2006/picture">
+                      <pic:pic>
+                        <pic:nvPicPr>
+                          <pic:cNvPr id="0" name="image.png"/>
+                          <pic:cNvPicPr/>
+                        </pic:nvPicPr>
+                        <pic:blipFill>
+                          <a:blip r:embed="rId16"/>
+                          <a:stretch>
+                            <a:fillRect/>
+                          </a:stretch>
+                        </pic:blipFill>
+                        <pic:spPr>
+                          <a:xfrm>
+                            <a:off x="0" y="0"/>
+                            <a:ext cx="372364" cy="288000"/>
                           </a:xfrm>
                           <a:prstGeom prst="rect"/>
                         </pic:spPr>
@@ -1086,7 +1335,7 @@
           </w:tcPr>
           <w:p>
             <w:r>
-              <w:t>2026/10/23</w:t>
+              <w:t>2026/10/29</w:t>
             </w:r>
           </w:p>
         </w:tc>
